--- a/How to use .f3z files.docx
+++ b/How to use .f3z files.docx
@@ -6,7 +6,7 @@
       <w:pPr>
         <w:rPr/>
       </w:pPr>
-      <w:hyperlink r:id="rId6">
+      <w:hyperlink r:id="rId7">
         <w:r>
           <w:rPr>
             <w:color w:val="1155cc"/>
@@ -81,6 +81,11 @@
         </w:rPr>
         <w:t xml:space="preserve">Open Fusion 360</w:t>
       </w:r>
+      <w:r>
+        <w:rPr>
+          <w:rtl w:val="0"/>
+        </w:rPr>
+      </w:r>
     </w:p>
     <w:p>
       <w:pPr>
@@ -99,6 +104,11 @@
         </w:rPr>
         <w:t xml:space="preserve">Go to File &gt; Upload… </w:t>
       </w:r>
+      <w:r>
+        <w:rPr>
+          <w:rtl w:val="0"/>
+        </w:rPr>
+      </w:r>
     </w:p>
     <w:p>
       <w:pPr>
@@ -116,6 +126,31 @@
           <w:rtl w:val="0"/>
         </w:rPr>
         <w:t xml:space="preserve">Select the .f3z file, choose your desired location, then Upload.</w:t>
+      </w:r>
+      <w:r>
+        <w:rPr>
+          <w:rtl w:val="0"/>
+        </w:rPr>
+      </w:r>
+    </w:p>
+    <w:p>
+      <w:pPr>
+        <w:rPr/>
+      </w:pPr>
+      <w:r>
+        <w:rPr>
+          <w:rtl w:val="0"/>
+        </w:rPr>
+      </w:r>
+    </w:p>
+    <w:p>
+      <w:pPr>
+        <w:rPr/>
+      </w:pPr>
+      <w:r>
+        <w:rPr>
+          <w:rtl w:val="0"/>
+        </w:rPr>
       </w:r>
     </w:p>
     <w:p>
@@ -389,6 +424,12 @@
       <w:sz w:val="52"/>
       <w:szCs w:val="52"/>
     </w:rPr>
+  </w:style>
+  <w:style w:type="paragraph" w:styleId="Normal" w:default="1">
+    <w:name w:val="normal"/>
+  </w:style>
+  <w:style w:type="table" w:styleId="TableNormal" w:default="1">
+    <w:name w:val="TableNormal"/>
   </w:style>
   <w:style w:type="paragraph" w:styleId="Subtitle">
     <w:name w:val="Subtitle"/>
@@ -729,4 +770,19 @@
   </a:objectDefaults>
   <a:extraClrSchemeLst/>
 </a:theme>
+</file>
+
+<file path=customXML/item1.xml><?xml version="1.0" encoding="utf-8"?>
+<go:gDocsCustomXmlDataStorage xmlns:go="http://customooxmlschemas.google.com/" xmlns:r="http://schemas.openxmlformats.org/officeDocument/2006/relationships" uri="GoogleDocsCustomDataVersion2">
+  <go:docsCustomData xmlns:go="http://customooxmlschemas.google.com/" roundtripDataSignature="AMtx7mj35bDhKZxuGLVPMGAkwRjvypbWFg==">CgMxLjA4AHIhMTBzN1JQZXdsNmVxVjZsQWpvT1pWTHcyTXEwWmlfUWRL</go:docsCustomData>
+</go:gDocsCustomXmlDataStorage>
+</file>
+
+<file path=customXML/itemProps1.xml><?xml version="1.0" encoding="utf-8"?>
+<ds:datastoreItem xmlns:ds="http://schemas.openxmlformats.org/officeDocument/2006/customXml" ds:itemID="{11111111-1234-1234-1234-123412341234}">
+  <ds:schemaRefs>
+    <ds:schemaRef ds:uri="http://schemas.openxmlformats.org/officeDocument/2006/relationships"/>
+    <ds:schemaRef ds:uri="http://customooxmlschemas.google.com/"/>
+  </ds:schemaRefs>
+</ds:datastoreItem>
 </file>